--- a/marcvidal/China_necesita_menos_a_Europa/F-008-estudio-editorial-revisado.docx
+++ b/marcvidal/China_necesita_menos_a_Europa/F-008-estudio-editorial-revisado.docx
@@ -30,7 +30,7 @@
       <w:r>
         <w:t>Estado documental</w:t>
         <w:br/>
-        <w:t>borrador-editorial-revisado-pendiente-de-aprobacion</w:t>
+        <w:t>estudio-editorial-revisado-aprobado</w:t>
       </w:r>
     </w:p>
     <w:p>
